--- a/examples/example_2/Reference_output.docx
+++ b/examples/example_2/Reference_output.docx
@@ -319,7 +319,7 @@
         <w:t xml:space="preserve"> = </w:t>
       </w:r>
       <w:r>
-        <w:t>7.98 (s, 3H), 7.94 (d, J = 1.6 Hz, 3H), 7.53 (s, 5H), 7.53 - 7.40 (m, 12H), 6.43 (dd, J = 1.5, 15.8 Hz, 6H), 4.51 (d, J = 1.5 Hz, 12H), 3.83 (d, J = 1.5 Hz, 17H)</w:t>
+        <w:t>7.98 (s, 1H), 7.94 (d, J = 1.6 Hz, 1H), 7.53 (s, 1H), 7.53 - 7.40 (m, 2H), 6.43 (dd, J = 1.5, 15.8 Hz, 1H), 4.51 (d, J = 1.5 Hz, 2H), 3.83 (d, J = 1.5 Hz, 2H)</w:t>
       </w:r>
       <w:r>
         <w:t>.</w:t>
@@ -537,18 +537,6 @@
       </w:r>
       <w:r>
         <w:t>.</w:t>
-      </w:r>
-    </w:p>
-    <w:p>
-      <w:pPr>
-        <w:spacing w:after="0" w:line="240" w:lineRule="auto"/>
-      </w:pPr>
-      <w:r>
-        <w:rPr>
-          <w:b/>
-          <w:color w:val="C00000"/>
-        </w:rPr>
-        <w:t>(Support check: H expected 10, found 58)</w:t>
       </w:r>
       <w:bookmarkEnd w:id="2606323135"/>
     </w:p>
